--- a/core/templates/docx/specification_template.docx
+++ b/core/templates/docx/specification_template.docx
@@ -6,6 +6,14 @@
       <w:tblPr>
         <w:tblStyle w:val="aff0"/>
         <w:tblW w:w="0" w:type="auto"/>
+        <w:tblBorders>
+          <w:top w:val="none" w:sz="0" w:space="0" w:color="auto"/>
+          <w:left w:val="none" w:sz="0" w:space="0" w:color="auto"/>
+          <w:bottom w:val="none" w:sz="0" w:space="0" w:color="auto"/>
+          <w:right w:val="none" w:sz="0" w:space="0" w:color="auto"/>
+          <w:insideH w:val="none" w:sz="0" w:space="0" w:color="auto"/>
+          <w:insideV w:val="none" w:sz="0" w:space="0" w:color="auto"/>
+        </w:tblBorders>
         <w:tblLook w:val="04A0" w:firstRow="1" w:lastRow="0" w:firstColumn="1" w:lastColumn="0" w:noHBand="0" w:noVBand="1"/>
       </w:tblPr>
       <w:tblGrid>
@@ -22,37 +30,16 @@
             <w:pPr>
               <w:pStyle w:val="1"/>
               <w:spacing w:before="0"/>
+              <w:outlineLvl w:val="0"/>
               <w:rPr>
                 <w:rFonts w:cstheme="majorHAnsi"/>
               </w:rPr>
             </w:pPr>
-            <w:proofErr w:type="gramStart"/>
             <w:r>
               <w:rPr>
                 <w:rFonts w:cstheme="majorHAnsi"/>
               </w:rPr>
-              <w:t xml:space="preserve">{{ </w:t>
-            </w:r>
-            <w:proofErr w:type="spellStart"/>
-            <w:r>
-              <w:rPr>
-                <w:rFonts w:cstheme="majorHAnsi"/>
-              </w:rPr>
-              <w:t>item</w:t>
-            </w:r>
-            <w:proofErr w:type="gramEnd"/>
-            <w:r>
-              <w:rPr>
-                <w:rFonts w:cstheme="majorHAnsi"/>
-              </w:rPr>
-              <w:t>.title</w:t>
-            </w:r>
-            <w:proofErr w:type="spellEnd"/>
-            <w:r>
-              <w:rPr>
-                <w:rFonts w:cstheme="majorHAnsi"/>
-              </w:rPr>
-              <w:t xml:space="preserve"> }}</w:t>
+              <w:t>{{ item.title }}</w:t>
             </w:r>
           </w:p>
         </w:tc>
@@ -68,47 +55,11 @@
                 <w:rFonts w:asciiTheme="majorHAnsi" w:hAnsiTheme="majorHAnsi" w:cstheme="majorHAnsi"/>
               </w:rPr>
             </w:pPr>
-            <w:proofErr w:type="gramStart"/>
             <w:r>
               <w:rPr>
                 <w:rFonts w:asciiTheme="majorHAnsi" w:hAnsiTheme="majorHAnsi" w:cstheme="majorHAnsi"/>
               </w:rPr>
-              <w:t xml:space="preserve">{{ </w:t>
-            </w:r>
-            <w:proofErr w:type="spellStart"/>
-            <w:r>
-              <w:rPr>
-                <w:rFonts w:asciiTheme="majorHAnsi" w:hAnsiTheme="majorHAnsi" w:cstheme="majorHAnsi"/>
-              </w:rPr>
-              <w:t>chrome</w:t>
-            </w:r>
-            <w:proofErr w:type="gramEnd"/>
-            <w:r>
-              <w:rPr>
-                <w:rFonts w:asciiTheme="majorHAnsi" w:hAnsiTheme="majorHAnsi" w:cstheme="majorHAnsi"/>
-              </w:rPr>
-              <w:t>.article</w:t>
-            </w:r>
-            <w:proofErr w:type="spellEnd"/>
-            <w:r>
-              <w:rPr>
-                <w:rFonts w:asciiTheme="majorHAnsi" w:hAnsiTheme="majorHAnsi" w:cstheme="majorHAnsi"/>
-              </w:rPr>
-              <w:t xml:space="preserve"> }}: {{ </w:t>
-            </w:r>
-            <w:proofErr w:type="spellStart"/>
-            <w:r>
-              <w:rPr>
-                <w:rFonts w:asciiTheme="majorHAnsi" w:hAnsiTheme="majorHAnsi" w:cstheme="majorHAnsi"/>
-              </w:rPr>
-              <w:t>item.code</w:t>
-            </w:r>
-            <w:proofErr w:type="spellEnd"/>
-            <w:r>
-              <w:rPr>
-                <w:rFonts w:asciiTheme="majorHAnsi" w:hAnsiTheme="majorHAnsi" w:cstheme="majorHAnsi"/>
-              </w:rPr>
-              <w:t xml:space="preserve"> }}</w:t>
+              <w:t>{{ chrome.article }}: {{ item.code }}</w:t>
             </w:r>
           </w:p>
         </w:tc>
@@ -123,19 +74,11 @@
                 <w:rFonts w:asciiTheme="majorHAnsi" w:hAnsiTheme="majorHAnsi" w:cstheme="majorHAnsi"/>
               </w:rPr>
             </w:pPr>
-            <w:proofErr w:type="gramStart"/>
             <w:r>
               <w:rPr>
                 <w:rFonts w:asciiTheme="majorHAnsi" w:hAnsiTheme="majorHAnsi" w:cstheme="majorHAnsi"/>
               </w:rPr>
-              <w:t>{{ image</w:t>
-            </w:r>
-            <w:proofErr w:type="gramEnd"/>
-            <w:r>
-              <w:rPr>
-                <w:rFonts w:asciiTheme="majorHAnsi" w:hAnsiTheme="majorHAnsi" w:cstheme="majorHAnsi"/>
-              </w:rPr>
-              <w:t xml:space="preserve"> }}</w:t>
+              <w:t>{{ image }}</w:t>
             </w:r>
           </w:p>
         </w:tc>
@@ -170,87 +113,13 @@
     </w:tbl>
     <w:p>
       <w:pPr>
-        <w:pStyle w:val="1"/>
-        <w:spacing w:before="0" w:line="240" w:lineRule="auto"/>
-        <w:rPr>
-          <w:rFonts w:cstheme="majorHAnsi"/>
-        </w:rPr>
-      </w:pPr>
-      <w:bookmarkStart w:id="0" w:name="_GoBack"/>
-      <w:bookmarkEnd w:id="0"/>
-    </w:p>
-    <w:p>
-      <w:pPr>
-        <w:pStyle w:val="1"/>
-        <w:spacing w:before="0" w:line="240" w:lineRule="auto"/>
-        <w:rPr>
-          <w:rFonts w:cstheme="majorHAnsi"/>
-        </w:rPr>
-      </w:pPr>
-      <w:proofErr w:type="gramStart"/>
-      <w:r>
-        <w:rPr>
-          <w:rFonts w:cstheme="majorHAnsi"/>
-        </w:rPr>
-        <w:t xml:space="preserve">{{ </w:t>
-      </w:r>
-      <w:proofErr w:type="spellStart"/>
-      <w:r>
-        <w:rPr>
-          <w:rFonts w:cstheme="majorHAnsi"/>
-        </w:rPr>
-        <w:t>item</w:t>
-      </w:r>
-      <w:proofErr w:type="gramEnd"/>
-      <w:r>
-        <w:rPr>
-          <w:rFonts w:cstheme="majorHAnsi"/>
-        </w:rPr>
-        <w:t>.title</w:t>
-      </w:r>
-      <w:proofErr w:type="spellEnd"/>
-      <w:r>
-        <w:rPr>
-          <w:rFonts w:cstheme="majorHAnsi"/>
-        </w:rPr>
-        <w:t xml:space="preserve"> }}</w:t>
-      </w:r>
-    </w:p>
-    <w:p>
-      <w:pPr>
         <w:spacing w:after="0" w:line="240" w:lineRule="auto"/>
         <w:rPr>
           <w:rFonts w:asciiTheme="majorHAnsi" w:hAnsiTheme="majorHAnsi" w:cstheme="majorHAnsi"/>
         </w:rPr>
       </w:pPr>
-      <w:r>
-        <w:rPr>
-          <w:rFonts w:asciiTheme="majorHAnsi" w:hAnsiTheme="majorHAnsi" w:cstheme="majorHAnsi"/>
-        </w:rPr>
-        <w:t>{{ chrome.article }}: {{ item.code }}</w:t>
-      </w:r>
-    </w:p>
-    <w:p>
-      <w:pPr>
-        <w:spacing w:after="0" w:line="240" w:lineRule="auto"/>
-        <w:rPr>
-          <w:rFonts w:asciiTheme="majorHAnsi" w:hAnsiTheme="majorHAnsi" w:cstheme="majorHAnsi"/>
-        </w:rPr>
-      </w:pPr>
-      <w:r>
-        <w:rPr>
-          <w:rFonts w:asciiTheme="majorHAnsi" w:hAnsiTheme="majorHAnsi" w:cstheme="majorHAnsi"/>
-        </w:rPr>
-        <w:t>{{ image }}</w:t>
-      </w:r>
-    </w:p>
-    <w:p>
-      <w:pPr>
-        <w:spacing w:after="0" w:line="240" w:lineRule="auto"/>
-        <w:rPr>
-          <w:rFonts w:asciiTheme="majorHAnsi" w:hAnsiTheme="majorHAnsi" w:cstheme="majorHAnsi"/>
-        </w:rPr>
-      </w:pPr>
+      <w:bookmarkStart w:id="0" w:name="_GoBack"/>
+      <w:bookmarkEnd w:id="0"/>
       <w:r>
         <w:rPr>
           <w:rFonts w:asciiTheme="majorHAnsi" w:hAnsiTheme="majorHAnsi" w:cstheme="majorHAnsi"/>
@@ -369,13 +238,7 @@
         <w:rPr>
           <w:rFonts w:asciiTheme="majorHAnsi" w:hAnsiTheme="majorHAnsi" w:cstheme="majorHAnsi"/>
         </w:rPr>
-        <w:t xml:space="preserve">{%p </w:t>
-      </w:r>
-      <w:r>
-        <w:rPr>
-          <w:rFonts w:asciiTheme="majorHAnsi" w:hAnsiTheme="majorHAnsi" w:cstheme="majorHAnsi"/>
-        </w:rPr>
-        <w:t>endif %}</w:t>
+        <w:t>{%p endif %}</w:t>
       </w:r>
     </w:p>
     <w:p>
@@ -1062,11 +925,6 @@
     <w:lsdException w:name="Book Title" w:uiPriority="33" w:qFormat="1"/>
     <w:lsdException w:name="Bibliography" w:semiHidden="1" w:uiPriority="37" w:unhideWhenUsed="1"/>
     <w:lsdException w:name="TOC Heading" w:semiHidden="1" w:uiPriority="39" w:unhideWhenUsed="1" w:qFormat="1"/>
-    <w:lsdException w:name="Plain Table 5" w:semiHidden="1" w:unhideWhenUsed="1"/>
-    <w:lsdException w:name="Grid Table Light" w:semiHidden="1" w:unhideWhenUsed="1"/>
-    <w:lsdException w:name="Grid Table 1 Light" w:semiHidden="1" w:unhideWhenUsed="1"/>
-    <w:lsdException w:name="Grid Table 2" w:semiHidden="1" w:unhideWhenUsed="1"/>
-    <w:lsdException w:name="Grid Table 3" w:semiHidden="1" w:unhideWhenUsed="1"/>
     <w:lsdException w:name="Grid Table 4" w:uiPriority="49"/>
     <w:lsdException w:name="Grid Table 5 Dark" w:uiPriority="50"/>
     <w:lsdException w:name="Grid Table 6 Colorful" w:uiPriority="51"/>
@@ -12490,7 +12348,7 @@
 </file>
 
 <file path=customXml/itemProps1.xml><?xml version="1.0" encoding="utf-8"?>
-<ds:datastoreItem xmlns:ds="http://schemas.openxmlformats.org/officeDocument/2006/customXml" ds:itemID="{0A35D275-77C3-4B29-B5D6-1D3A7DD487C7}">
+<ds:datastoreItem xmlns:ds="http://schemas.openxmlformats.org/officeDocument/2006/customXml" ds:itemID="{F3FE9BC1-83B7-4B7F-9C2F-5007179CC2AD}">
   <ds:schemaRefs>
     <ds:schemaRef ds:uri="http://schemas.openxmlformats.org/officeDocument/2006/bibliography"/>
   </ds:schemaRefs>
